--- a/templates/kesma_indiv/بيان_مساحات_منقولة.docx
+++ b/templates/kesma_indiv/بيان_مساحات_منقولة.docx
@@ -14,6 +14,8 @@
           <w:lang w:bidi="ar-EG"/>
         </w:rPr>
       </w:pPr>
+      <w:bookmarkStart w:id="0" w:name="_GoBack"/>
+      <w:bookmarkEnd w:id="0"/>
       <w:r>
         <w:rPr>
           <w:rFonts w:hint="cs"/>
@@ -540,7 +542,7 @@
       <w:tr>
         <w:trPr>
           <w:cantSplit/>
-          <w:trHeight w:val="5772"/>
+          <w:trHeight w:val="5402"/>
           <w:jc w:val="center"/>
         </w:trPr>
         <w:tc>
@@ -856,21 +858,7 @@
                 <w:rtl/>
                 <w:lang w:bidi="ar-EG"/>
               </w:rPr>
-              <w:t>{{رقم_حياز</w:t>
-            </w:r>
-            <w:bookmarkStart w:id="0" w:name="_GoBack"/>
-            <w:bookmarkEnd w:id="0"/>
-            <w:r>
-              <w:rPr>
-                <w:rFonts w:cs="Arial"/>
-                <w:b/>
-                <w:bCs/>
-                <w:sz w:val="32"/>
-                <w:szCs w:val="32"/>
-                <w:rtl/>
-                <w:lang w:bidi="ar-EG"/>
-              </w:rPr>
-              <w:t>ة_المتقاسم}}</w:t>
+              <w:t>{{رقم_حيازة_المتقاسم}}</w:t>
             </w:r>
           </w:p>
         </w:tc>
@@ -907,7 +895,82 @@
                 <w:rtl/>
                 <w:lang w:bidi="ar-EG"/>
               </w:rPr>
-              <w:t>({{إجمالي_سهم_المتقاسم}} سهم، {{إجمالي_قيراط_المتقاسم}} قيراط، {{إجمالي_فدان_المتقاسم}} فدان)</w:t>
+              <w:t xml:space="preserve">({{إجمالي_سهم_المتقاسم}} </w:t>
+            </w:r>
+            <w:r>
+              <w:rPr>
+                <w:rFonts w:cs="Arial"/>
+                <w:b/>
+                <w:bCs/>
+                <w:sz w:val="32"/>
+                <w:szCs w:val="32"/>
+                <w:vertAlign w:val="superscript"/>
+                <w:rtl/>
+                <w:lang w:bidi="ar-EG"/>
+              </w:rPr>
+              <w:t>س</w:t>
+            </w:r>
+            <w:r>
+              <w:rPr>
+                <w:rFonts w:cs="Arial"/>
+                <w:b/>
+                <w:bCs/>
+                <w:sz w:val="32"/>
+                <w:szCs w:val="32"/>
+                <w:rtl/>
+                <w:lang w:bidi="ar-EG"/>
+              </w:rPr>
+              <w:t xml:space="preserve">، {{إجمالي_قيراط_المتقاسم}} </w:t>
+            </w:r>
+            <w:r>
+              <w:rPr>
+                <w:rFonts w:cs="Arial"/>
+                <w:b/>
+                <w:bCs/>
+                <w:sz w:val="32"/>
+                <w:szCs w:val="32"/>
+                <w:vertAlign w:val="superscript"/>
+                <w:rtl/>
+                <w:lang w:bidi="ar-EG"/>
+              </w:rPr>
+              <w:t>ط</w:t>
+            </w:r>
+            <w:r>
+              <w:rPr>
+                <w:rFonts w:cs="Arial"/>
+                <w:b/>
+                <w:bCs/>
+                <w:sz w:val="32"/>
+                <w:szCs w:val="32"/>
+                <w:rtl/>
+                <w:lang w:bidi="ar-EG"/>
+              </w:rPr>
+              <w:t xml:space="preserve">، {{إجمالي_فدان_المتقاسم}} </w:t>
+            </w:r>
+            <w:r>
+              <w:rPr>
+                <w:rFonts w:cs="Arial"/>
+                <w:b/>
+                <w:bCs/>
+                <w:sz w:val="32"/>
+                <w:szCs w:val="32"/>
+                <w:vertAlign w:val="superscript"/>
+                <w:rtl/>
+                <w:lang w:bidi="ar-EG"/>
+              </w:rPr>
+              <w:t>ف</w:t>
+            </w:r>
+            <w:r>
+              <w:rPr>
+                <w:rFonts w:cs="Arial"/>
+                <w:b/>
+                <w:bCs/>
+                <w:sz w:val="32"/>
+                <w:szCs w:val="32"/>
+                <w:rtl/>
+                <w:lang w:bidi="ar-EG"/>
+              </w:rPr>
+              <w:t>)</w:t>
             </w:r>
           </w:p>
         </w:tc>
@@ -1108,7 +1171,7 @@
                 <w:rtl/>
                 <w:lang w:bidi="ar-EG"/>
               </w:rPr>
-              <w:t>القطعة {{</w:t>
+              <w:t xml:space="preserve">{{ </w:t>
             </w:r>
             <w:r>
               <w:rPr>
@@ -1123,15 +1186,15 @@
             </w:r>
             <w:r>
               <w:rPr>
-                <w:rFonts w:asciiTheme="minorBidi" w:hAnsiTheme="minorBidi" w:cs="Arial"/>
-                <w:b/>
-                <w:bCs/>
-                <w:sz w:val="26"/>
-                <w:szCs w:val="26"/>
-                <w:rtl/>
-                <w:lang w:bidi="ar-EG"/>
-              </w:rPr>
-              <w:t>.ترتيب}} مساحتها {{</w:t>
+                <w:rFonts w:asciiTheme="minorBidi" w:hAnsiTheme="minorBidi" w:cs="Arial" w:hint="cs"/>
+                <w:b/>
+                <w:bCs/>
+                <w:sz w:val="26"/>
+                <w:szCs w:val="26"/>
+                <w:rtl/>
+                <w:lang w:bidi="ar-EG"/>
+              </w:rPr>
+              <w:t>.اسم_القطعة }} مساحتها ({{</w:t>
             </w:r>
             <w:proofErr w:type="spellStart"/>
             <w:r>
@@ -1148,7 +1211,7 @@
             <w:proofErr w:type="spellEnd"/>
             <w:r>
               <w:rPr>
-                <w:rFonts w:asciiTheme="minorBidi" w:hAnsiTheme="minorBidi" w:cs="Arial"/>
+                <w:rFonts w:asciiTheme="minorBidi" w:hAnsiTheme="minorBidi" w:cs="Arial" w:hint="cs"/>
                 <w:b/>
                 <w:bCs/>
                 <w:sz w:val="26"/>
@@ -1160,7 +1223,7 @@
             </w:r>
             <w:r>
               <w:rPr>
-                <w:rFonts w:asciiTheme="minorBidi" w:hAnsiTheme="minorBidi" w:cs="Arial"/>
+                <w:rFonts w:asciiTheme="minorBidi" w:hAnsiTheme="minorBidi" w:cs="Arial" w:hint="cs"/>
                 <w:b/>
                 <w:bCs/>
                 <w:sz w:val="26"/>
@@ -1173,7 +1236,7 @@
             </w:r>
             <w:r>
               <w:rPr>
-                <w:rFonts w:asciiTheme="minorBidi" w:hAnsiTheme="minorBidi" w:cs="Arial"/>
+                <w:rFonts w:asciiTheme="minorBidi" w:hAnsiTheme="minorBidi" w:cs="Arial" w:hint="cs"/>
                 <w:b/>
                 <w:bCs/>
                 <w:sz w:val="26"/>
@@ -1198,7 +1261,7 @@
             <w:proofErr w:type="spellEnd"/>
             <w:r>
               <w:rPr>
-                <w:rFonts w:asciiTheme="minorBidi" w:hAnsiTheme="minorBidi" w:cs="Arial"/>
+                <w:rFonts w:asciiTheme="minorBidi" w:hAnsiTheme="minorBidi" w:cs="Arial" w:hint="cs"/>
                 <w:b/>
                 <w:bCs/>
                 <w:sz w:val="26"/>
@@ -1210,7 +1273,7 @@
             </w:r>
             <w:r>
               <w:rPr>
-                <w:rFonts w:asciiTheme="minorBidi" w:hAnsiTheme="minorBidi" w:cs="Arial"/>
+                <w:rFonts w:asciiTheme="minorBidi" w:hAnsiTheme="minorBidi" w:cs="Arial" w:hint="cs"/>
                 <w:b/>
                 <w:bCs/>
                 <w:sz w:val="26"/>
@@ -1223,7 +1286,7 @@
             </w:r>
             <w:r>
               <w:rPr>
-                <w:rFonts w:asciiTheme="minorBidi" w:hAnsiTheme="minorBidi" w:cs="Arial"/>
+                <w:rFonts w:asciiTheme="minorBidi" w:hAnsiTheme="minorBidi" w:cs="Arial" w:hint="cs"/>
                 <w:b/>
                 <w:bCs/>
                 <w:sz w:val="26"/>
@@ -1248,7 +1311,7 @@
             <w:proofErr w:type="spellEnd"/>
             <w:r>
               <w:rPr>
-                <w:rFonts w:asciiTheme="minorBidi" w:hAnsiTheme="minorBidi" w:cs="Arial"/>
+                <w:rFonts w:asciiTheme="minorBidi" w:hAnsiTheme="minorBidi" w:cs="Arial" w:hint="cs"/>
                 <w:b/>
                 <w:bCs/>
                 <w:sz w:val="26"/>
@@ -1260,7 +1323,7 @@
             </w:r>
             <w:r>
               <w:rPr>
-                <w:rFonts w:asciiTheme="minorBidi" w:hAnsiTheme="minorBidi" w:cs="Arial"/>
+                <w:rFonts w:asciiTheme="minorBidi" w:hAnsiTheme="minorBidi" w:cs="Arial" w:hint="cs"/>
                 <w:b/>
                 <w:bCs/>
                 <w:sz w:val="26"/>
@@ -1273,15 +1336,15 @@
             </w:r>
             <w:r>
               <w:rPr>
-                <w:rFonts w:asciiTheme="minorBidi" w:hAnsiTheme="minorBidi" w:cs="Arial"/>
-                <w:b/>
-                <w:bCs/>
-                <w:sz w:val="26"/>
-                <w:szCs w:val="26"/>
-                <w:rtl/>
-                <w:lang w:bidi="ar-EG"/>
-              </w:rPr>
-              <w:t xml:space="preserve"> بحوض {{</w:t>
+                <w:rFonts w:asciiTheme="minorBidi" w:hAnsiTheme="minorBidi" w:cs="Arial" w:hint="cs"/>
+                <w:b/>
+                <w:bCs/>
+                <w:sz w:val="26"/>
+                <w:szCs w:val="26"/>
+                <w:rtl/>
+                <w:lang w:bidi="ar-EG"/>
+              </w:rPr>
+              <w:t>) كائنة بحوض {{</w:t>
             </w:r>
             <w:r>
               <w:rPr>
@@ -1296,7 +1359,7 @@
             </w:r>
             <w:r>
               <w:rPr>
-                <w:rFonts w:asciiTheme="minorBidi" w:hAnsiTheme="minorBidi" w:cs="Arial"/>
+                <w:rFonts w:asciiTheme="minorBidi" w:hAnsiTheme="minorBidi" w:cs="Arial" w:hint="cs"/>
                 <w:b/>
                 <w:bCs/>
                 <w:sz w:val="26"/>
@@ -2460,7 +2523,7 @@
 </file>
 
 <file path=customXml/itemProps1.xml><?xml version="1.0" encoding="utf-8"?>
-<ds:datastoreItem xmlns:ds="http://schemas.openxmlformats.org/officeDocument/2006/customXml" ds:itemID="{46F2B623-AC55-4C17-B183-78EBAD17D252}">
+<ds:datastoreItem xmlns:ds="http://schemas.openxmlformats.org/officeDocument/2006/customXml" ds:itemID="{D444FFAE-28A8-4789-A4AF-34980A23C591}">
   <ds:schemaRefs>
     <ds:schemaRef ds:uri="http://schemas.openxmlformats.org/officeDocument/2006/bibliography"/>
   </ds:schemaRefs>
